--- a/public/templates/forms/A-155-BackgroundCheckScreeningPolicy-FORM.docx
+++ b/public/templates/forms/A-155-BackgroundCheckScreeningPolicy-FORM.docx
@@ -105,7 +105,7 @@
                 <w:sz w:val="24"/>
                 <w:szCs w:val="24"/>
               </w:rPr>
-              <w:t xml:space="preserve">{agencyName}</w:t>
+              <w:t xml:space="preserve">[Agency Name]</w:t>
             </w:r>
             <w:r>
               <w:rPr>
@@ -129,7 +129,7 @@
                 <w:sz w:val="24"/>
                 <w:szCs w:val="24"/>
               </w:rPr>
-              <w:t xml:space="preserve">{signingOfficialTitle}</w:t>
+              <w:t xml:space="preserve">[signing official / title]</w:t>
             </w:r>
             <w:r>
               <w:rPr>
@@ -170,7 +170,7 @@
                 <w:sz w:val="24"/>
                 <w:szCs w:val="24"/>
               </w:rPr>
-              <w:t xml:space="preserve">{version}    </w:t>
+              <w:t xml:space="preserve">[#]    </w:t>
             </w:r>
             <w:r>
               <w:rPr>
@@ -194,7 +194,7 @@
                 <w:sz w:val="24"/>
                 <w:szCs w:val="24"/>
               </w:rPr>
-              <w:t xml:space="preserve">{effectiveDate}    </w:t>
+              <w:t xml:space="preserve">[Date]    </w:t>
             </w:r>
             <w:r>
               <w:rPr>
@@ -218,7 +218,7 @@
                 <w:sz w:val="24"/>
                 <w:szCs w:val="24"/>
               </w:rPr>
-              <w:t xml:space="preserve">{effectiveDate}</w:t>
+              <w:t xml:space="preserve">[Date]</w:t>
             </w:r>
           </w:p>
           <w:p>
@@ -504,7 +504,7 @@
           <w:sz w:val="24"/>
           <w:szCs w:val="24"/>
         </w:rPr>
-        <w:t>This policy establishes the screening required before any individual is granted access to {agencyName} facilities, systems, or criminal justice information. It defines which positions require background checks, the scope of those checks, how adverse findings are adjudicated, and the vetting required for contractors and vendor personnel with unescorted access.</w:t>
+        <w:t>This policy establishes the screening required before any individual is granted access to [Agency Name] facilities, systems, or criminal justice information. It defines which positions require background checks, the scope of those checks, how adverse findings are adjudicated, and the vetting required for contractors and vendor personnel with unescorted access.</w:t>
       </w:r>
     </w:p>
     <w:p>
@@ -874,7 +874,7 @@
           <w:sz w:val="24"/>
           <w:szCs w:val="24"/>
         </w:rPr>
-        <w:t>Personnel are responsible for disclosing disqualifying events that arise after initial screening, as defined by {agencyName}.</w:t>
+        <w:t>Personnel are responsible for disclosing disqualifying events that arise after initial screening, as defined by [Agency Name].</w:t>
       </w:r>
     </w:p>
     <w:p>
@@ -1444,7 +1444,7 @@
           <w:sz w:val="24"/>
           <w:szCs w:val="24"/>
         </w:rPr>
-        <w:t>Access granted without the required screening is a reportable control failure. {agencyName} suspends the access pending completion and records the exception. Repeated or willful bypass is handled under the Agency’s corrective process.</w:t>
+        <w:t>Access granted without the required screening is a reportable control failure. [Agency Name] suspends the access pending completion and records the exception. Repeated or willful bypass is handled under the Agency’s corrective process.</w:t>
       </w:r>
     </w:p>
     <w:p>
@@ -1494,7 +1494,7 @@
           <w:sz w:val="24"/>
           <w:szCs w:val="24"/>
         </w:rPr>
-        <w:t>Only the {directorName} may grant a time-limited exception, in writing, with a documented compensating control such as continuous escort. Exceptions are logged and expire on [timeframe] or when screening completes, whichever comes first. No exception is available for CJIS access, which requires screening before access by federal policy.</w:t>
+        <w:t>Only the [Director / Coordinator] may grant a time-limited exception, in writing, with a documented compensating control such as continuous escort. Exceptions are logged and expire on [timeframe] or when screening completes, whichever comes first. No exception is available for CJIS access, which requires screening before access by federal policy.</w:t>
       </w:r>
     </w:p>
     <w:p>
@@ -1544,7 +1544,7 @@
           <w:sz w:val="24"/>
           <w:szCs w:val="24"/>
         </w:rPr>
-        <w:t>This policy is reviewed at least [annually] and after [any change to CJIS screening requirements or Indiana statute], by the {ownerRole}.</w:t>
+        <w:t>This policy is reviewed at least [annually] and after [any change to CJIS screening requirements or Indiana statute], by the [Owner role].</w:t>
       </w:r>
     </w:p>
     <w:p>
@@ -2026,7 +2026,7 @@
                 <w:sz w:val="24"/>
                 <w:szCs w:val="24"/>
               </w:rPr>
-              <w:t>Indiana statutes and administrative code: 240 IAC 5 — IDACS Security</w:t>
+              <w:t>Indiana statutes and administrative code: 240 IAC 5: IDACS Security</w:t>
             </w:r>
           </w:p>
           <w:p>
@@ -2241,7 +2241,7 @@
                 <w:sz w:val="24"/>
                 <w:szCs w:val="24"/>
               </w:rPr>
-              <w:t xml:space="preserve">{approvingOfficialTitle}</w:t>
+              <w:t xml:space="preserve">[Approving official / title]</w:t>
             </w:r>
           </w:p>
         </w:tc>
@@ -2328,7 +2328,7 @@
                 <w:sz w:val="24"/>
                 <w:szCs w:val="24"/>
               </w:rPr>
-              <w:t xml:space="preserve">{ownerRole}</w:t>
+              <w:t xml:space="preserve">[Owner role]</w:t>
             </w:r>
           </w:p>
         </w:tc>
@@ -2580,7 +2580,7 @@
                 <w:sz w:val="24"/>
                 <w:szCs w:val="24"/>
               </w:rPr>
-              <w:t xml:space="preserve">{version}</w:t>
+              <w:t xml:space="preserve">[#]</w:t>
             </w:r>
           </w:p>
         </w:tc>
@@ -2611,7 +2611,7 @@
                 <w:sz w:val="24"/>
                 <w:szCs w:val="24"/>
               </w:rPr>
-              <w:t xml:space="preserve">{effectiveDate}</w:t>
+              <w:t xml:space="preserve">[Date]</w:t>
             </w:r>
           </w:p>
         </w:tc>
@@ -2642,7 +2642,7 @@
                 <w:sz w:val="24"/>
                 <w:szCs w:val="24"/>
               </w:rPr>
-              <w:t xml:space="preserve">{reviewerRole}</w:t>
+              <w:t xml:space="preserve">[Role]</w:t>
             </w:r>
           </w:p>
         </w:tc>
@@ -2673,7 +2673,7 @@
                 <w:sz w:val="24"/>
                 <w:szCs w:val="24"/>
               </w:rPr>
-              <w:t xml:space="preserve">{revisionNote}</w:t>
+              <w:t xml:space="preserve">[Initial issue]</w:t>
             </w:r>
           </w:p>
         </w:tc>

--- a/public/templates/forms/A-155-BackgroundCheckScreeningPolicy-FORM.docx
+++ b/public/templates/forms/A-155-BackgroundCheckScreeningPolicy-FORM.docx
@@ -303,6 +303,11 @@
         </w:tc>
       </w:tr>
     </w:tbl>
+    <w:p>
+      <w:pPr>
+        <w:spacing w:after="60"/>
+      </w:pPr>
+    </w:p>
     <w:tbl>
       <w:tblPr>
         <w:tblW w:type="dxa" w:w="9360"/>

--- a/public/templates/forms/A-155-BackgroundCheckScreeningPolicy-FORM.docx
+++ b/public/templates/forms/A-155-BackgroundCheckScreeningPolicy-FORM.docx
@@ -835,7 +835,7 @@
           <w:sz w:val="24"/>
           <w:szCs w:val="24"/>
         </w:rPr>
-        <w:t>The Agency shall rescreen personnel [on the interval defined by the Agency and, for CJIS-regulated access, on the cadence IDACS requires], and on any event that warrants review.</w:t>
+        <w:t>The Agency shall rescreen personnel on the interval defined by the Agency and, for CJIS-regulated access, on the cadence IDACS requires, and on any event that warrants review.</w:t>
       </w:r>
     </w:p>
     <w:p>

--- a/public/templates/forms/A-155-BackgroundCheckScreeningPolicy-FORM.docx
+++ b/public/templates/forms/A-155-BackgroundCheckScreeningPolicy-FORM.docx
@@ -50,6 +50,9 @@
         <w:gridCol w:w="9360"/>
       </w:tblGrid>
       <w:tr>
+        <w:trPr>
+          <w:cantSplit/>
+        </w:trPr>
         <w:tc>
           <w:tcPr>
             <w:tcW w:type="dxa" w:w="9360"/>
@@ -324,6 +327,9 @@
         <w:gridCol w:w="9360"/>
       </w:tblGrid>
       <w:tr>
+        <w:trPr>
+          <w:cantSplit/>
+        </w:trPr>
         <w:tc>
           <w:tcPr>
             <w:tcW w:type="dxa" w:w="9360"/>
@@ -1016,6 +1022,7 @@
       </w:tblGrid>
       <w:tr>
         <w:trPr>
+          <w:cantSplit/>
           <w:tblHeader/>
         </w:trPr>
         <w:tc>
@@ -1082,6 +1089,9 @@
         </w:tc>
       </w:tr>
       <w:tr>
+        <w:trPr>
+          <w:cantSplit/>
+        </w:trPr>
         <w:tc>
           <w:tcPr>
             <w:tcW w:type="dxa" w:w="3000"/>
@@ -1146,6 +1156,9 @@
         </w:tc>
       </w:tr>
       <w:tr>
+        <w:trPr>
+          <w:cantSplit/>
+        </w:trPr>
         <w:tc>
           <w:tcPr>
             <w:tcW w:type="dxa" w:w="3000"/>
@@ -1210,6 +1223,9 @@
         </w:tc>
       </w:tr>
       <w:tr>
+        <w:trPr>
+          <w:cantSplit/>
+        </w:trPr>
         <w:tc>
           <w:tcPr>
             <w:tcW w:type="dxa" w:w="3000"/>
@@ -1274,6 +1290,9 @@
         </w:tc>
       </w:tr>
       <w:tr>
+        <w:trPr>
+          <w:cantSplit/>
+        </w:trPr>
         <w:tc>
           <w:tcPr>
             <w:tcW w:type="dxa" w:w="3000"/>
@@ -1338,6 +1357,9 @@
         </w:tc>
       </w:tr>
       <w:tr>
+        <w:trPr>
+          <w:cantSplit/>
+        </w:trPr>
         <w:tc>
           <w:tcPr>
             <w:tcW w:type="dxa" w:w="3000"/>
@@ -1603,6 +1625,7 @@
       </w:tblGrid>
       <w:tr>
         <w:trPr>
+          <w:cantSplit/>
           <w:tblHeader/>
         </w:trPr>
         <w:tc>
@@ -1669,6 +1692,9 @@
         </w:tc>
       </w:tr>
       <w:tr>
+        <w:trPr>
+          <w:cantSplit/>
+        </w:trPr>
         <w:tc>
           <w:tcPr>
             <w:tcW w:type="dxa" w:w="3200"/>
@@ -1733,6 +1759,9 @@
         </w:tc>
       </w:tr>
       <w:tr>
+        <w:trPr>
+          <w:cantSplit/>
+        </w:trPr>
         <w:tc>
           <w:tcPr>
             <w:tcW w:type="dxa" w:w="3200"/>
@@ -1797,6 +1826,9 @@
         </w:tc>
       </w:tr>
       <w:tr>
+        <w:trPr>
+          <w:cantSplit/>
+        </w:trPr>
         <w:tc>
           <w:tcPr>
             <w:tcW w:type="dxa" w:w="3200"/>
@@ -1932,6 +1964,9 @@
         <w:gridCol w:w="9360"/>
       </w:tblGrid>
       <w:tr>
+        <w:trPr>
+          <w:cantSplit/>
+        </w:trPr>
         <w:tc>
           <w:tcPr>
             <w:tcW w:type="dxa" w:w="9360"/>
@@ -2091,6 +2126,7 @@
       </w:tblGrid>
       <w:tr>
         <w:trPr>
+          <w:cantSplit/>
           <w:tblHeader/>
         </w:trPr>
         <w:tc>
@@ -2219,6 +2255,9 @@
         </w:tc>
       </w:tr>
       <w:tr>
+        <w:trPr>
+          <w:cantSplit/>
+        </w:trPr>
         <w:tc>
           <w:tcPr>
             <w:tcW w:type="dxa" w:w="3000"/>
@@ -2306,6 +2345,9 @@
         </w:tc>
       </w:tr>
       <w:tr>
+        <w:trPr>
+          <w:cantSplit/>
+        </w:trPr>
         <w:tc>
           <w:tcPr>
             <w:tcW w:type="dxa" w:w="3000"/>
@@ -2430,6 +2472,7 @@
       </w:tblGrid>
       <w:tr>
         <w:trPr>
+          <w:cantSplit/>
           <w:tblHeader/>
         </w:trPr>
         <w:tc>
@@ -2558,6 +2601,9 @@
         </w:tc>
       </w:tr>
       <w:tr>
+        <w:trPr>
+          <w:cantSplit/>
+        </w:trPr>
         <w:tc>
           <w:tcPr>
             <w:tcW w:type="dxa" w:w="1300"/>
@@ -2705,6 +2751,9 @@
         <w:gridCol w:w="9360"/>
       </w:tblGrid>
       <w:tr>
+        <w:trPr>
+          <w:cantSplit/>
+        </w:trPr>
         <w:tc>
           <w:tcPr>
             <w:tcW w:type="dxa" w:w="9360"/>
@@ -2772,6 +2821,7 @@
         </w:tc>
       </w:tr>
     </w:tbl>
+    <w:p/>
     <w:sectPr>
       <w:headerReference w:type="default" r:id="rId7"/>
       <w:footerReference w:type="default" r:id="rId8"/>
@@ -2782,10 +2832,6 @@
     </w:sectPr>
   </w:body>
 </w:document>
-</file>
-
-<file path=word/comments.xml><?xml version="1.0" encoding="utf-8"?>
-<w:comments xmlns:cx="http://schemas.microsoft.com/office/drawing/2014/chartex" xmlns:cx1="http://schemas.microsoft.com/office/drawing/2015/9/8/chartex" xmlns:cx2="http://schemas.microsoft.com/office/drawing/2015/10/21/chartex" xmlns:cx3="http://schemas.microsoft.com/office/drawing/2016/5/9/chartex" xmlns:cx4="http://schemas.microsoft.com/office/drawing/2016/5/10/chartex" xmlns:cx5="http://schemas.microsoft.com/office/drawing/2016/5/11/chartex" xmlns:cx6="http://schemas.microsoft.com/office/drawing/2016/5/12/chartex" xmlns:cx7="http://schemas.microsoft.com/office/drawing/2016/5/13/chartex" xmlns:cx8="http://schemas.microsoft.com/office/drawing/2016/5/14/chartex" xmlns:mc="http://schemas.openxmlformats.org/markup-compatibility/2006" xmlns:aink="http://schemas.microsoft.com/office/drawing/2016/ink" xmlns:am3d="http://schemas.microsoft.com/office/drawing/2017/model3d" xmlns:o="urn:schemas-microsoft-com:office:office" xmlns:r="http://schemas.openxmlformats.org/officeDocument/2006/relationships" xmlns:m="http://schemas.openxmlformats.org/officeDocument/2006/math" xmlns:v="urn:schemas-microsoft-com:vml" xmlns:wp14="http://schemas.microsoft.com/office/word/2010/wordprocessingDrawing" xmlns:wp="http://schemas.openxmlformats.org/drawingml/2006/wordprocessingDrawing" xmlns:w10="urn:schemas-microsoft-com:office:word" xmlns:w="http://schemas.openxmlformats.org/wordprocessingml/2006/main" xmlns:w14="http://schemas.microsoft.com/office/word/2010/wordml" xmlns:w15="http://schemas.microsoft.com/office/word/2012/wordml" xmlns:w16cex="http://schemas.microsoft.com/office/word/2018/wordml/cex" xmlns:w16cid="http://schemas.microsoft.com/office/word/2016/wordml/cid" xmlns:w16="http://schemas.microsoft.com/office/word/2018/wordml" xmlns:w16sdtdh="http://schemas.microsoft.com/office/word/2020/wordml/sdtdatahash" xmlns:w16se="http://schemas.microsoft.com/office/word/2015/wordml/symex" xmlns:wpg="http://schemas.microsoft.com/office/word/2010/wordprocessingGroup" xmlns:wpi="http://schemas.microsoft.com/office/word/2010/wordprocessingInk" xmlns:wne="http://schemas.microsoft.com/office/word/2006/wordml" xmlns:wps="http://schemas.microsoft.com/office/word/2010/wordprocessingShape"/>
 </file>
 
 <file path=word/endnotes.xml><?xml version="1.0" encoding="utf-8"?>
@@ -3196,37 +3242,24 @@
       <w:szCs w:val="56"/>
     </w:rPr>
   </w:style>
-  <w:style w:type="paragraph" w:styleId="Heading1">
-    <w:name w:val="Heading 1"/>
-    <w:basedOn w:val="Normal"/>
-    <w:next w:val="Normal"/>
-    <w:qFormat/>
-    <w:rPr>
-      <w:color w:val="2E74B5"/>
-      <w:sz w:val="32"/>
-      <w:szCs w:val="32"/>
-    </w:rPr>
-  </w:style>
-  <w:style w:type="paragraph" w:styleId="Heading2">
-    <w:name w:val="Heading 2"/>
-    <w:basedOn w:val="Normal"/>
-    <w:next w:val="Normal"/>
-    <w:qFormat/>
-    <w:rPr>
-      <w:color w:val="2E74B5"/>
-      <w:sz w:val="26"/>
-      <w:szCs w:val="26"/>
-    </w:rPr>
-  </w:style>
   <w:style w:type="paragraph" w:styleId="Heading3">
     <w:name w:val="Heading 3"/>
     <w:basedOn w:val="Normal"/>
     <w:next w:val="Normal"/>
     <w:qFormat/>
+    <w:pPr>
+      <w:keepNext/>
+      <w:keepLines/>
+      <w:spacing w:after="100" w:before="220"/>
+      <w:outlineLvl w:val="2"/>
+    </w:pPr>
     <w:rPr>
-      <w:color w:val="1F4D78"/>
-      <w:sz w:val="24"/>
-      <w:szCs w:val="24"/>
+      <w:rFonts w:ascii="Aptos" w:cs="Aptos" w:eastAsia="Aptos" w:hAnsi="Aptos"/>
+      <w:b/>
+      <w:bCs/>
+      <w:color w:val="1B3A5C"/>
+      <w:sz w:val="26"/>
+      <w:szCs w:val="26"/>
     </w:rPr>
   </w:style>
   <w:style w:type="paragraph" w:styleId="Heading4">
@@ -3234,10 +3267,19 @@
     <w:basedOn w:val="Normal"/>
     <w:next w:val="Normal"/>
     <w:qFormat/>
+    <w:pPr>
+      <w:keepNext/>
+      <w:keepLines/>
+      <w:spacing w:after="100" w:before="220"/>
+      <w:outlineLvl w:val="3"/>
+    </w:pPr>
     <w:rPr>
-      <w:i/>
-      <w:iCs/>
-      <w:color w:val="2E74B5"/>
+      <w:rFonts w:ascii="Aptos" w:cs="Aptos" w:eastAsia="Aptos" w:hAnsi="Aptos"/>
+      <w:b/>
+      <w:bCs/>
+      <w:color w:val="1B3A5C"/>
+      <w:sz w:val="24"/>
+      <w:szCs w:val="24"/>
     </w:rPr>
   </w:style>
   <w:style w:type="paragraph" w:styleId="Heading5">
@@ -3245,8 +3287,19 @@
     <w:basedOn w:val="Normal"/>
     <w:next w:val="Normal"/>
     <w:qFormat/>
+    <w:pPr>
+      <w:keepNext/>
+      <w:keepLines/>
+      <w:spacing w:after="100" w:before="220"/>
+      <w:outlineLvl w:val="4"/>
+    </w:pPr>
     <w:rPr>
-      <w:color w:val="2E74B5"/>
+      <w:rFonts w:ascii="Aptos" w:cs="Aptos" w:eastAsia="Aptos" w:hAnsi="Aptos"/>
+      <w:b/>
+      <w:bCs/>
+      <w:color w:val="1B3A5C"/>
+      <w:sz w:val="24"/>
+      <w:szCs w:val="24"/>
     </w:rPr>
   </w:style>
   <w:style w:type="paragraph" w:styleId="Heading6">
@@ -3254,8 +3307,19 @@
     <w:basedOn w:val="Normal"/>
     <w:next w:val="Normal"/>
     <w:qFormat/>
+    <w:pPr>
+      <w:keepNext/>
+      <w:keepLines/>
+      <w:spacing w:after="100" w:before="220"/>
+      <w:outlineLvl w:val="5"/>
+    </w:pPr>
     <w:rPr>
-      <w:color w:val="1F4D78"/>
+      <w:rFonts w:ascii="Aptos" w:cs="Aptos" w:eastAsia="Aptos" w:hAnsi="Aptos"/>
+      <w:b/>
+      <w:bCs/>
+      <w:color w:val="1B3A5C"/>
+      <w:sz w:val="24"/>
+      <w:szCs w:val="24"/>
     </w:rPr>
   </w:style>
   <w:style w:type="paragraph" w:styleId="Strong">
@@ -3363,6 +3427,8 @@
     <w:next w:val="Normal"/>
     <w:qFormat/>
     <w:pPr>
+      <w:keepNext/>
+      <w:keepLines/>
       <w:spacing w:after="160" w:before="240"/>
       <w:outlineLvl w:val="0"/>
     </w:pPr>
@@ -3381,6 +3447,8 @@
     <w:next w:val="Normal"/>
     <w:qFormat/>
     <w:pPr>
+      <w:keepNext/>
+      <w:keepLines/>
       <w:spacing w:after="100" w:before="220"/>
       <w:outlineLvl w:val="1"/>
     </w:pPr>
